--- a/06-学生侧材料/讲义/结构化学/晶体学/晶体结构深化-超级充实版（自学完整）.docx
+++ b/06-学生侧材料/讲义/结构化学/晶体学/晶体结构深化-超级充实版（自学完整）.docx
@@ -140,13 +140,26 @@
         </w:rPr>
         <w:t xml:space="preserve"> </w:t>
       </w:r>
-      <w:r>
-        <w:rPr>
-          <w:rStyle w:val="VerbatimChar"/>
-          <w:rFonts w:ascii="Times New Roman" w:hAnsi="Times New Roman" w:eastAsia="Times New Roman" w:cs="Times New Roman"/>
-        </w:rPr>
-        <w:t xml:space="preserve">$d_{hkl}$</w:t>
-      </w:r>
+      <m:oMath>
+        <m:sSub>
+          <m:e>
+            <m:r>
+              <m:t>d</m:t>
+            </m:r>
+          </m:e>
+          <m:sub>
+            <m:r>
+              <m:t>h</m:t>
+            </m:r>
+            <m:r>
+              <m:t>k</m:t>
+            </m:r>
+            <m:r>
+              <m:t>l</m:t>
+            </m:r>
+          </m:sub>
+        </m:sSub>
+      </m:oMath>
       <w:r>
         <w:rPr>
           <w:rFonts w:ascii="Times New Roman" w:hAnsi="Times New Roman" w:eastAsia="Times New Roman" w:cs="Times New Roman"/>
@@ -1599,13 +1612,26 @@
         </w:rPr>
         <w:t xml:space="preserve"> </w:t>
       </w:r>
-      <w:r>
-        <w:rPr>
-          <w:rStyle w:val="VerbatimChar"/>
-          <w:rFonts w:ascii="Times New Roman" w:hAnsi="Times New Roman" w:eastAsia="Times New Roman" w:cs="Times New Roman"/>
-        </w:rPr>
-        <w:t xml:space="preserve">$d_{hkl}$</w:t>
-      </w:r>
+      <m:oMath>
+        <m:sSub>
+          <m:e>
+            <m:r>
+              <m:t>d</m:t>
+            </m:r>
+          </m:e>
+          <m:sub>
+            <m:r>
+              <m:t>h</m:t>
+            </m:r>
+            <m:r>
+              <m:t>k</m:t>
+            </m:r>
+            <m:r>
+              <m:t>l</m:t>
+            </m:r>
+          </m:sub>
+        </m:sSub>
+      </m:oMath>
       <w:r>
         <w:rPr>
           <w:rFonts w:ascii="Times New Roman" w:hAnsi="Times New Roman" w:eastAsia="Times New Roman" w:cs="Times New Roman"/>
@@ -2587,20 +2613,13 @@
         <w:rPr>
           <w:rFonts w:ascii="Times New Roman" w:hAnsi="Times New Roman" w:eastAsia="Times New Roman" w:cs="Times New Roman"/>
         </w:rPr>
-        <w:t xml:space="preserve"> </w:t>
-      </w:r>
-      <w:r>
-        <w:rPr>
-          <w:rStyle w:val="VerbatimChar"/>
-          <w:rFonts w:ascii="Times New Roman" w:hAnsi="Times New Roman" w:eastAsia="Times New Roman" w:cs="Times New Roman"/>
-        </w:rPr>
-        <w:t xml:space="preserve">$ (hkl) $</w:t>
-      </w:r>
-      <w:r>
-        <w:rPr>
-          <w:rFonts w:hint="eastAsia" w:ascii="Times New Roman" w:hAnsi="Times New Roman" w:eastAsia="Times New Roman" w:cs="Times New Roman"/>
-        </w:rPr>
-        <w:t>，</w:t>
+        <w:t xml:space="preserve"> $ (hkl) </w:t>
+      </w:r>
+      <w:r>
+        <w:rPr>
+          <w:rFonts w:hint="eastAsia" w:ascii="Times New Roman" w:hAnsi="Times New Roman" w:eastAsia="Times New Roman" w:cs="Times New Roman"/>
+        </w:rPr>
+        <w:t>$，</w:t>
       </w:r>
       <w:r>
         <w:rPr>
@@ -2814,13 +2833,20 @@
           <w:numId w:val="1011"/>
         </w:numPr>
       </w:pPr>
-      <w:r>
-        <w:rPr>
-          <w:rStyle w:val="VerbatimChar"/>
-          <w:rFonts w:ascii="Times New Roman" w:hAnsi="Times New Roman" w:eastAsia="Times New Roman" w:cs="Times New Roman"/>
-        </w:rPr>
-        <w:t xml:space="preserve">$h = 0$</w:t>
-      </w:r>
+      <m:oMath>
+        <m:r>
+          <m:t>h</m:t>
+        </m:r>
+        <m:r>
+          <m:rPr>
+            <m:sty m:val="p"/>
+          </m:rPr>
+          <m:t>=</m:t>
+        </m:r>
+        <m:r>
+          <m:t>0</m:t>
+        </m:r>
+      </m:oMath>
       <w:r>
         <w:rPr>
           <w:rFonts w:hint="eastAsia" w:ascii="Times New Roman" w:hAnsi="Times New Roman" w:eastAsia="Times New Roman" w:cs="Times New Roman"/>
@@ -2854,13 +2880,20 @@
           <w:numId w:val="1011"/>
         </w:numPr>
       </w:pPr>
-      <w:r>
-        <w:rPr>
-          <w:rStyle w:val="VerbatimChar"/>
-          <w:rFonts w:ascii="Times New Roman" w:hAnsi="Times New Roman" w:eastAsia="Times New Roman" w:cs="Times New Roman"/>
-        </w:rPr>
-        <w:t xml:space="preserve">$k = 0$</w:t>
-      </w:r>
+      <m:oMath>
+        <m:r>
+          <m:t>k</m:t>
+        </m:r>
+        <m:r>
+          <m:rPr>
+            <m:sty m:val="p"/>
+          </m:rPr>
+          <m:t>=</m:t>
+        </m:r>
+        <m:r>
+          <m:t>0</m:t>
+        </m:r>
+      </m:oMath>
       <w:r>
         <w:rPr>
           <w:rFonts w:hint="eastAsia" w:ascii="Times New Roman" w:hAnsi="Times New Roman" w:eastAsia="Times New Roman" w:cs="Times New Roman"/>
@@ -2894,13 +2927,20 @@
           <w:numId w:val="1011"/>
         </w:numPr>
       </w:pPr>
-      <w:r>
-        <w:rPr>
-          <w:rStyle w:val="VerbatimChar"/>
-          <w:rFonts w:ascii="Times New Roman" w:hAnsi="Times New Roman" w:eastAsia="Times New Roman" w:cs="Times New Roman"/>
-        </w:rPr>
-        <w:t xml:space="preserve">$l = 0$</w:t>
-      </w:r>
+      <m:oMath>
+        <m:r>
+          <m:t>l</m:t>
+        </m:r>
+        <m:r>
+          <m:rPr>
+            <m:sty m:val="p"/>
+          </m:rPr>
+          <m:t>=</m:t>
+        </m:r>
+        <m:r>
+          <m:t>0</m:t>
+        </m:r>
+      </m:oMath>
       <w:r>
         <w:rPr>
           <w:rFonts w:hint="eastAsia" w:ascii="Times New Roman" w:hAnsi="Times New Roman" w:eastAsia="Times New Roman" w:cs="Times New Roman"/>
@@ -3222,13 +3262,11 @@
         </w:rPr>
         <w:t xml:space="preserve"> </w:t>
       </w:r>
-      <w:r>
-        <w:rPr>
-          <w:rStyle w:val="VerbatimChar"/>
-          <w:rFonts w:ascii="Times New Roman" w:hAnsi="Times New Roman" w:eastAsia="Times New Roman" w:cs="Times New Roman"/>
-        </w:rPr>
-        <w:t xml:space="preserve">$a$</w:t>
-      </w:r>
+      <m:oMath>
+        <m:r>
+          <m:t>a</m:t>
+        </m:r>
+      </m:oMath>
       <w:r>
         <w:rPr>
           <w:rFonts w:ascii="Times New Roman" w:hAnsi="Times New Roman" w:eastAsia="Times New Roman" w:cs="Times New Roman"/>
@@ -3271,13 +3309,64 @@
         </w:rPr>
         <w:t xml:space="preserve"> </w:t>
       </w:r>
-      <w:r>
-        <w:rPr>
-          <w:rStyle w:val="VerbatimChar"/>
-          <w:rFonts w:ascii="Times New Roman" w:hAnsi="Times New Roman" w:eastAsia="Times New Roman" w:cs="Times New Roman"/>
-        </w:rPr>
-        <w:t xml:space="preserve">$h^2 + k^2 + l^2$</w:t>
-      </w:r>
+      <m:oMath>
+        <m:oMathPr>
+          <m:ctrlPr>
+            <w:rPr>
+              <w:sz w:val="28"/>
+              <w:szCs w:val="28"/>
+            </w:rPr>
+          </m:ctrlPr>
+        </m:oMathPr>
+        <m:sSup>
+          <m:e>
+            <m:r>
+              <m:t>h</m:t>
+            </m:r>
+          </m:e>
+          <m:sup>
+            <m:r>
+              <m:t>2</m:t>
+            </m:r>
+          </m:sup>
+        </m:sSup>
+        <m:r>
+          <m:rPr>
+            <m:sty m:val="p"/>
+          </m:rPr>
+          <m:t>+</m:t>
+        </m:r>
+        <m:sSup>
+          <m:e>
+            <m:r>
+              <m:t>k</m:t>
+            </m:r>
+          </m:e>
+          <m:sup>
+            <m:r>
+              <m:t>2</m:t>
+            </m:r>
+          </m:sup>
+        </m:sSup>
+        <m:r>
+          <m:rPr>
+            <m:sty m:val="p"/>
+          </m:rPr>
+          <m:t>+</m:t>
+        </m:r>
+        <m:sSup>
+          <m:e>
+            <m:r>
+              <m:t>l</m:t>
+            </m:r>
+          </m:e>
+          <m:sup>
+            <m:r>
+              <m:t>2</m:t>
+            </m:r>
+          </m:sup>
+        </m:sSup>
+      </m:oMath>
     </w:p>
     <w:p>
       <w:pPr>
@@ -3331,12 +3420,42 @@
           <w:numId w:val="1013"/>
         </w:numPr>
       </w:pPr>
-      <w:r>
-        <w:rPr>
-          <w:rStyle w:val="VerbatimChar"/>
-          <w:rFonts w:ascii="Times New Roman" w:hAnsi="Times New Roman" w:eastAsia="Times New Roman" w:cs="Times New Roman"/>
-        </w:rPr>
-        <w:t xml:space="preserve">$d_{100} = a$</w:t>
+      <m:oMath>
+        <m:oMathPr>
+          <m:ctrlPr>
+            <w:rPr>
+              <w:sz w:val="28"/>
+              <w:szCs w:val="28"/>
+            </w:rPr>
+          </m:ctrlPr>
+        </m:oMathPr>
+        <m:sSub>
+          <m:e>
+            <m:r>
+              <m:t>d</m:t>
+            </m:r>
+          </m:e>
+          <m:sub>
+            <m:r>
+              <m:t>100</m:t>
+            </m:r>
+          </m:sub>
+        </m:sSub>
+        <m:r>
+          <m:rPr>
+            <m:sty m:val="p"/>
+          </m:rPr>
+          <m:t>=</m:t>
+        </m:r>
+        <m:r>
+          <m:t>a</m:t>
+        </m:r>
+      </m:oMath>
+      <w:r>
+        <w:rPr>
+          <w:rFonts w:ascii="Times New Roman" w:hAnsi="Times New Roman" w:eastAsia="Times New Roman" w:cs="Times New Roman"/>
+        </w:rPr>
+        <w:t xml:space="preserve">​</w:t>
       </w:r>
     </w:p>
     <w:p>
@@ -3347,12 +3466,59 @@
           <w:numId w:val="1013"/>
         </w:numPr>
       </w:pPr>
-      <w:r>
-        <w:rPr>
-          <w:rStyle w:val="VerbatimChar"/>
-          <w:rFonts w:ascii="Times New Roman" w:hAnsi="Times New Roman" w:eastAsia="Times New Roman" w:cs="Times New Roman"/>
-        </w:rPr>
-        <w:t xml:space="preserve">$d_{110} = a/\sqrt{2}$</w:t>
+      <m:oMath>
+        <m:oMathPr>
+          <m:ctrlPr>
+            <w:rPr>
+              <w:sz w:val="28"/>
+              <w:szCs w:val="28"/>
+            </w:rPr>
+          </m:ctrlPr>
+        </m:oMathPr>
+        <m:sSub>
+          <m:e>
+            <m:r>
+              <m:t>d</m:t>
+            </m:r>
+          </m:e>
+          <m:sub>
+            <m:r>
+              <m:t>110</m:t>
+            </m:r>
+          </m:sub>
+        </m:sSub>
+        <m:r>
+          <m:rPr>
+            <m:sty m:val="p"/>
+          </m:rPr>
+          <m:t>=</m:t>
+        </m:r>
+        <m:r>
+          <m:t>a</m:t>
+        </m:r>
+        <m:r>
+          <m:rPr>
+            <m:sty m:val="p"/>
+          </m:rPr>
+          <m:t>/</m:t>
+        </m:r>
+        <m:rad>
+          <m:radPr>
+            <m:degHide m:val="on"/>
+          </m:radPr>
+          <m:deg/>
+          <m:e>
+            <m:r>
+              <m:t>2</m:t>
+            </m:r>
+          </m:e>
+        </m:rad>
+      </m:oMath>
+      <w:r>
+        <w:rPr>
+          <w:rFonts w:ascii="Times New Roman" w:hAnsi="Times New Roman" w:eastAsia="Times New Roman" w:cs="Times New Roman"/>
+        </w:rPr>
+        <w:t xml:space="preserve">​</w:t>
       </w:r>
     </w:p>
     <w:p>
@@ -3363,12 +3529,59 @@
           <w:numId w:val="1013"/>
         </w:numPr>
       </w:pPr>
-      <w:r>
-        <w:rPr>
-          <w:rStyle w:val="VerbatimChar"/>
-          <w:rFonts w:ascii="Times New Roman" w:hAnsi="Times New Roman" w:eastAsia="Times New Roman" w:cs="Times New Roman"/>
-        </w:rPr>
-        <w:t xml:space="preserve">$d_{111} = a/\sqrt{3}$</w:t>
+      <m:oMath>
+        <m:oMathPr>
+          <m:ctrlPr>
+            <w:rPr>
+              <w:sz w:val="28"/>
+              <w:szCs w:val="28"/>
+            </w:rPr>
+          </m:ctrlPr>
+        </m:oMathPr>
+        <m:sSub>
+          <m:e>
+            <m:r>
+              <m:t>d</m:t>
+            </m:r>
+          </m:e>
+          <m:sub>
+            <m:r>
+              <m:t>111</m:t>
+            </m:r>
+          </m:sub>
+        </m:sSub>
+        <m:r>
+          <m:rPr>
+            <m:sty m:val="p"/>
+          </m:rPr>
+          <m:t>=</m:t>
+        </m:r>
+        <m:r>
+          <m:t>a</m:t>
+        </m:r>
+        <m:r>
+          <m:rPr>
+            <m:sty m:val="p"/>
+          </m:rPr>
+          <m:t>/</m:t>
+        </m:r>
+        <m:rad>
+          <m:radPr>
+            <m:degHide m:val="on"/>
+          </m:radPr>
+          <m:deg/>
+          <m:e>
+            <m:r>
+              <m:t>3</m:t>
+            </m:r>
+          </m:e>
+        </m:rad>
+      </m:oMath>
+      <w:r>
+        <w:rPr>
+          <w:rFonts w:ascii="Times New Roman" w:hAnsi="Times New Roman" w:eastAsia="Times New Roman" w:cs="Times New Roman"/>
+        </w:rPr>
+        <w:t xml:space="preserve">​</w:t>
       </w:r>
     </w:p>
     <w:p>
@@ -3379,12 +3592,51 @@
           <w:numId w:val="1013"/>
         </w:numPr>
       </w:pPr>
-      <w:r>
-        <w:rPr>
-          <w:rStyle w:val="VerbatimChar"/>
-          <w:rFonts w:ascii="Times New Roman" w:hAnsi="Times New Roman" w:eastAsia="Times New Roman" w:cs="Times New Roman"/>
-        </w:rPr>
-        <w:t xml:space="preserve">$d_{200} = a/2$</w:t>
+      <m:oMath>
+        <m:oMathPr>
+          <m:ctrlPr>
+            <w:rPr>
+              <w:sz w:val="28"/>
+              <w:szCs w:val="28"/>
+            </w:rPr>
+          </m:ctrlPr>
+        </m:oMathPr>
+        <m:sSub>
+          <m:e>
+            <m:r>
+              <m:t>d</m:t>
+            </m:r>
+          </m:e>
+          <m:sub>
+            <m:r>
+              <m:t>200</m:t>
+            </m:r>
+          </m:sub>
+        </m:sSub>
+        <m:r>
+          <m:rPr>
+            <m:sty m:val="p"/>
+          </m:rPr>
+          <m:t>=</m:t>
+        </m:r>
+        <m:r>
+          <m:t>a</m:t>
+        </m:r>
+        <m:r>
+          <m:rPr>
+            <m:sty m:val="p"/>
+          </m:rPr>
+          <m:t>/</m:t>
+        </m:r>
+        <m:r>
+          <m:t>2</m:t>
+        </m:r>
+      </m:oMath>
+      <w:r>
+        <w:rPr>
+          <w:rFonts w:ascii="Times New Roman" w:hAnsi="Times New Roman" w:eastAsia="Times New Roman" w:cs="Times New Roman"/>
+        </w:rPr>
+        <w:t xml:space="preserve">​</w:t>
       </w:r>
     </w:p>
     <w:p>
@@ -3511,13 +3763,26 @@
         </w:rPr>
         <w:t xml:space="preserve"> </w:t>
       </w:r>
-      <w:r>
-        <w:rPr>
-          <w:rStyle w:val="VerbatimChar"/>
-          <w:rFonts w:ascii="Times New Roman" w:hAnsi="Times New Roman" w:eastAsia="Times New Roman" w:cs="Times New Roman"/>
-        </w:rPr>
-        <w:t xml:space="preserve">$d_{hkl}$</w:t>
-      </w:r>
+      <m:oMath>
+        <m:sSub>
+          <m:e>
+            <m:r>
+              <m:t>d</m:t>
+            </m:r>
+          </m:e>
+          <m:sub>
+            <m:r>
+              <m:t>h</m:t>
+            </m:r>
+            <m:r>
+              <m:t>k</m:t>
+            </m:r>
+            <m:r>
+              <m:t>l</m:t>
+            </m:r>
+          </m:sub>
+        </m:sSub>
+      </m:oMath>
     </w:p>
     <w:p>
       <w:pPr>
@@ -3551,13 +3816,64 @@
         </w:rPr>
         <w:t xml:space="preserve"> </w:t>
       </w:r>
-      <w:r>
-        <w:rPr>
-          <w:rStyle w:val="VerbatimChar"/>
-          <w:rFonts w:ascii="Times New Roman" w:hAnsi="Times New Roman" w:eastAsia="Times New Roman" w:cs="Times New Roman"/>
-        </w:rPr>
-        <w:t xml:space="preserve">$h^2 + k^2 + l^2$</w:t>
-      </w:r>
+      <m:oMath>
+        <m:oMathPr>
+          <m:ctrlPr>
+            <w:rPr>
+              <w:sz w:val="28"/>
+              <w:szCs w:val="28"/>
+            </w:rPr>
+          </m:ctrlPr>
+        </m:oMathPr>
+        <m:sSup>
+          <m:e>
+            <m:r>
+              <m:t>h</m:t>
+            </m:r>
+          </m:e>
+          <m:sup>
+            <m:r>
+              <m:t>2</m:t>
+            </m:r>
+          </m:sup>
+        </m:sSup>
+        <m:r>
+          <m:rPr>
+            <m:sty m:val="p"/>
+          </m:rPr>
+          <m:t>+</m:t>
+        </m:r>
+        <m:sSup>
+          <m:e>
+            <m:r>
+              <m:t>k</m:t>
+            </m:r>
+          </m:e>
+          <m:sup>
+            <m:r>
+              <m:t>2</m:t>
+            </m:r>
+          </m:sup>
+        </m:sSup>
+        <m:r>
+          <m:rPr>
+            <m:sty m:val="p"/>
+          </m:rPr>
+          <m:t>+</m:t>
+        </m:r>
+        <m:sSup>
+          <m:e>
+            <m:r>
+              <m:t>l</m:t>
+            </m:r>
+          </m:e>
+          <m:sup>
+            <m:r>
+              <m:t>2</m:t>
+            </m:r>
+          </m:sup>
+        </m:sSup>
+      </m:oMath>
       <w:r>
         <w:rPr>
           <w:rFonts w:ascii="Times New Roman" w:hAnsi="Times New Roman" w:eastAsia="Times New Roman" w:cs="Times New Roman"/>
@@ -3652,13 +3968,26 @@
         </w:rPr>
         <w:t xml:space="preserve"> </w:t>
       </w:r>
-      <w:r>
-        <w:rPr>
-          <w:rStyle w:val="VerbatimChar"/>
-          <w:rFonts w:ascii="Times New Roman" w:hAnsi="Times New Roman" w:eastAsia="Times New Roman" w:cs="Times New Roman"/>
-        </w:rPr>
-        <w:t xml:space="preserve">$d_{hkl}$</w:t>
-      </w:r>
+      <m:oMath>
+        <m:sSub>
+          <m:e>
+            <m:r>
+              <m:t>d</m:t>
+            </m:r>
+          </m:e>
+          <m:sub>
+            <m:r>
+              <m:t>h</m:t>
+            </m:r>
+            <m:r>
+              <m:t>k</m:t>
+            </m:r>
+            <m:r>
+              <m:t>l</m:t>
+            </m:r>
+          </m:sub>
+        </m:sSub>
+      </m:oMath>
       <w:r>
         <w:rPr>
           <w:rFonts w:ascii="Times New Roman" w:hAnsi="Times New Roman" w:eastAsia="Times New Roman" w:cs="Times New Roman"/>
@@ -3871,12 +4200,87 @@
         </w:rPr>
         <w:t xml:space="preserve"> </w:t>
       </w:r>
+      <m:oMath>
+        <m:r>
+          <m:t>2</m:t>
+        </m:r>
+        <m:r>
+          <m:t>θ</m:t>
+        </m:r>
+      </m:oMath>
+      <w:r>
+        <w:rPr>
+          <w:rFonts w:hint="eastAsia" w:ascii="Times New Roman" w:hAnsi="Times New Roman" w:eastAsia="Times New Roman" w:cs="Times New Roman"/>
+        </w:rPr>
+        <w:t>，</w:t>
+      </w:r>
+      <w:r>
+        <w:rPr>
+          <w:rFonts w:hint="eastAsia" w:ascii="Times New Roman" w:hAnsi="Times New Roman" w:eastAsia="FangSong" w:cs="Times New Roman"/>
+        </w:rPr>
+        <w:t>就能求</w:t>
+      </w:r>
+      <w:r>
+        <w:rPr>
+          <w:rFonts w:ascii="Times New Roman" w:hAnsi="Times New Roman" w:eastAsia="Times New Roman" w:cs="Times New Roman"/>
+        </w:rPr>
+        <w:t xml:space="preserve"> </w:t>
+      </w:r>
+      <m:oMath>
+        <m:r>
+          <m:t>d</m:t>
+        </m:r>
+      </m:oMath>
+    </w:p>
+    <w:p>
+      <w:pPr>
+        <w:pStyle w:val="Compact"/>
+        <w:numPr>
+          <w:ilvl w:val="0"/>
+          <w:numId w:val="1015"/>
+        </w:numPr>
+      </w:pPr>
+      <w:r>
+        <w:rPr>
+          <w:rFonts w:hint="eastAsia" w:ascii="Times New Roman" w:hAnsi="Times New Roman" w:eastAsia="FangSong" w:cs="Times New Roman"/>
+        </w:rPr>
+        <w:t xml:space="preserve">已知</w:t>
+      </w:r>
+      <w:r>
+        <w:rPr>
+          <w:rFonts w:ascii="Times New Roman" w:hAnsi="Times New Roman" w:eastAsia="Times New Roman" w:cs="Times New Roman"/>
+        </w:rPr>
+        <w:t xml:space="preserve"> </w:t>
+      </w:r>
+      <m:oMath>
+        <m:r>
+          <m:t>d</m:t>
+        </m:r>
+      </m:oMath>
+      <w:r>
+        <w:rPr>
+          <w:rFonts w:ascii="Times New Roman" w:hAnsi="Times New Roman" w:eastAsia="Times New Roman" w:cs="Times New Roman"/>
+        </w:rPr>
+        <w:t xml:space="preserve"> </w:t>
+      </w:r>
+      <w:r>
+        <w:rPr>
+          <w:rFonts w:hint="eastAsia" w:ascii="Times New Roman" w:hAnsi="Times New Roman" w:eastAsia="FangSong" w:cs="Times New Roman"/>
+        </w:rPr>
+        <w:t xml:space="preserve">和</w:t>
+      </w:r>
+      <w:r>
+        <w:rPr>
+          <w:rFonts w:ascii="Times New Roman" w:hAnsi="Times New Roman" w:eastAsia="Times New Roman" w:cs="Times New Roman"/>
+        </w:rPr>
+        <w:t xml:space="preserve"> </w:t>
+      </w:r>
       <w:r>
         <w:rPr>
           <w:rStyle w:val="VerbatimChar"/>
           <w:rFonts w:ascii="Times New Roman" w:hAnsi="Times New Roman" w:eastAsia="Times New Roman" w:cs="Times New Roman"/>
         </w:rPr>
-        <w:t xml:space="preserve">$2\theta$</w:t>
+        <w:t xml:space="preserve">(hkl)</w:t>
       </w:r>
       <w:r>
         <w:rPr>
@@ -3896,91 +4300,11 @@
         </w:rPr>
         <w:t xml:space="preserve"> </w:t>
       </w:r>
-      <w:r>
-        <w:rPr>
-          <w:rStyle w:val="VerbatimChar"/>
-          <w:rFonts w:ascii="Times New Roman" w:hAnsi="Times New Roman" w:eastAsia="Times New Roman" w:cs="Times New Roman"/>
-        </w:rPr>
-        <w:t xml:space="preserve">$d$</w:t>
-      </w:r>
-    </w:p>
-    <w:p>
-      <w:pPr>
-        <w:pStyle w:val="Compact"/>
-        <w:numPr>
-          <w:ilvl w:val="0"/>
-          <w:numId w:val="1015"/>
-        </w:numPr>
-      </w:pPr>
-      <w:r>
-        <w:rPr>
-          <w:rFonts w:hint="eastAsia" w:ascii="Times New Roman" w:hAnsi="Times New Roman" w:eastAsia="FangSong" w:cs="Times New Roman"/>
-        </w:rPr>
-        <w:t xml:space="preserve">已知</w:t>
-      </w:r>
-      <w:r>
-        <w:rPr>
-          <w:rFonts w:ascii="Times New Roman" w:hAnsi="Times New Roman" w:eastAsia="Times New Roman" w:cs="Times New Roman"/>
-        </w:rPr>
-        <w:t xml:space="preserve"> </w:t>
-      </w:r>
-      <w:r>
-        <w:rPr>
-          <w:rStyle w:val="VerbatimChar"/>
-          <w:rFonts w:ascii="Times New Roman" w:hAnsi="Times New Roman" w:eastAsia="Times New Roman" w:cs="Times New Roman"/>
-        </w:rPr>
-        <w:t xml:space="preserve">$d$</w:t>
-      </w:r>
-      <w:r>
-        <w:rPr>
-          <w:rFonts w:ascii="Times New Roman" w:hAnsi="Times New Roman" w:eastAsia="Times New Roman" w:cs="Times New Roman"/>
-        </w:rPr>
-        <w:t xml:space="preserve"> </w:t>
-      </w:r>
-      <w:r>
-        <w:rPr>
-          <w:rFonts w:hint="eastAsia" w:ascii="Times New Roman" w:hAnsi="Times New Roman" w:eastAsia="FangSong" w:cs="Times New Roman"/>
-        </w:rPr>
-        <w:t xml:space="preserve">和</w:t>
-      </w:r>
-      <w:r>
-        <w:rPr>
-          <w:rFonts w:ascii="Times New Roman" w:hAnsi="Times New Roman" w:eastAsia="Times New Roman" w:cs="Times New Roman"/>
-        </w:rPr>
-        <w:t xml:space="preserve"> </w:t>
-      </w:r>
-      <w:r>
-        <w:rPr>
-          <w:rStyle w:val="VerbatimChar"/>
-          <w:rFonts w:ascii="Times New Roman" w:hAnsi="Times New Roman" w:eastAsia="Times New Roman" w:cs="Times New Roman"/>
-        </w:rPr>
-        <w:t xml:space="preserve">(hkl)</w:t>
-      </w:r>
-      <w:r>
-        <w:rPr>
-          <w:rFonts w:hint="eastAsia" w:ascii="Times New Roman" w:hAnsi="Times New Roman" w:eastAsia="Times New Roman" w:cs="Times New Roman"/>
-        </w:rPr>
-        <w:t>，</w:t>
-      </w:r>
-      <w:r>
-        <w:rPr>
-          <w:rFonts w:hint="eastAsia" w:ascii="Times New Roman" w:hAnsi="Times New Roman" w:eastAsia="FangSong" w:cs="Times New Roman"/>
-        </w:rPr>
-        <w:t>就能求</w:t>
-      </w:r>
-      <w:r>
-        <w:rPr>
-          <w:rFonts w:ascii="Times New Roman" w:hAnsi="Times New Roman" w:eastAsia="Times New Roman" w:cs="Times New Roman"/>
-        </w:rPr>
-        <w:t xml:space="preserve"> </w:t>
-      </w:r>
-      <w:r>
-        <w:rPr>
-          <w:rStyle w:val="VerbatimChar"/>
-          <w:rFonts w:ascii="Times New Roman" w:hAnsi="Times New Roman" w:eastAsia="Times New Roman" w:cs="Times New Roman"/>
-        </w:rPr>
-        <w:t xml:space="preserve">$a$</w:t>
-      </w:r>
+      <m:oMath>
+        <m:r>
+          <m:t>a</m:t>
+        </m:r>
+      </m:oMath>
     </w:p>
     <w:p>
       <w:pPr>
@@ -4277,13 +4601,26 @@
         </w:rPr>
         <w:t xml:space="preserve"> </w:t>
       </w:r>
-      <w:r>
-        <w:rPr>
-          <w:rStyle w:val="VerbatimChar"/>
-          <w:rFonts w:ascii="Times New Roman" w:hAnsi="Times New Roman" w:eastAsia="Times New Roman" w:cs="Times New Roman"/>
-        </w:rPr>
-        <w:t xml:space="preserve">$d_{hkl}$</w:t>
-      </w:r>
+      <m:oMath>
+        <m:sSub>
+          <m:e>
+            <m:r>
+              <m:t>d</m:t>
+            </m:r>
+          </m:e>
+          <m:sub>
+            <m:r>
+              <m:t>h</m:t>
+            </m:r>
+            <m:r>
+              <m:t>k</m:t>
+            </m:r>
+            <m:r>
+              <m:t>l</m:t>
+            </m:r>
+          </m:sub>
+        </m:sSub>
+      </m:oMath>
       <w:r>
         <w:rPr>
           <w:rFonts w:ascii="Times New Roman" w:hAnsi="Times New Roman" w:eastAsia="Times New Roman" w:cs="Times New Roman"/>
@@ -4463,14 +4800,56 @@
               </w:rPr>
               <w:t xml:space="preserve"> </w:t>
             </w:r>
-            <w:r>
-              <w:rPr>
-                <w:rStyle w:val="VerbatimChar"/>
-                <w:rFonts w:ascii="Times New Roman" w:hAnsi="Times New Roman" w:eastAsia="Times New Roman" w:cs="Times New Roman"/>
-                <w:b/>
-              </w:rPr>
-              <w:t xml:space="preserve">$h^2+k^2+l^2$</w:t>
-            </w:r>
+            <m:oMath>
+              <m:sSup>
+                <m:e>
+                  <m:r>
+                    <m:t>h</m:t>
+                  </m:r>
+                </m:e>
+                <m:sup>
+                  <m:r>
+                    <m:t>2</m:t>
+                  </m:r>
+                </m:sup>
+              </m:sSup>
+              <m:r>
+                <m:rPr>
+                  <m:sty m:val="p"/>
+                </m:rPr>
+                <m:t>+</m:t>
+              </m:r>
+              <m:sSup>
+                <m:e>
+                  <m:r>
+                    <m:t>k</m:t>
+                  </m:r>
+                </m:e>
+                <m:sup>
+                  <m:r>
+                    <m:t>2</m:t>
+                  </m:r>
+                </m:sup>
+              </m:sSup>
+              <m:r>
+                <m:rPr>
+                  <m:sty m:val="p"/>
+                </m:rPr>
+                <m:t>+</m:t>
+              </m:r>
+              <m:sSup>
+                <m:e>
+                  <m:r>
+                    <m:t>l</m:t>
+                  </m:r>
+                </m:e>
+                <m:sup>
+                  <m:r>
+                    <m:t>2</m:t>
+                  </m:r>
+                </m:sup>
+              </m:sSup>
+            </m:oMath>
           </w:p>
         </w:tc>
         <w:tc>
@@ -4936,13 +5315,29 @@
         </w:rPr>
         <w:t xml:space="preserve"> </w:t>
       </w:r>
-      <w:r>
-        <w:rPr>
-          <w:rStyle w:val="VerbatimChar"/>
-          <w:rFonts w:ascii="Times New Roman" w:hAnsi="Times New Roman" w:eastAsia="Times New Roman" w:cs="Times New Roman"/>
-        </w:rPr>
-        <w:t xml:space="preserve">$h+k+l$</w:t>
-      </w:r>
+      <m:oMath>
+        <m:r>
+          <m:t>h</m:t>
+        </m:r>
+        <m:r>
+          <m:rPr>
+            <m:sty m:val="p"/>
+          </m:rPr>
+          <m:t>+</m:t>
+        </m:r>
+        <m:r>
+          <m:t>k</m:t>
+        </m:r>
+        <m:r>
+          <m:rPr>
+            <m:sty m:val="p"/>
+          </m:rPr>
+          <m:t>+</m:t>
+        </m:r>
+        <m:r>
+          <m:t>l</m:t>
+        </m:r>
+      </m:oMath>
       <w:r>
         <w:rPr>
           <w:rFonts w:ascii="Times New Roman" w:hAnsi="Times New Roman" w:eastAsia="Times New Roman" w:cs="Times New Roman"/>
@@ -4961,13 +5356,43 @@
         </w:rPr>
         <w:t>，</w:t>
       </w:r>
-      <w:r>
-        <w:rPr>
-          <w:rStyle w:val="VerbatimChar"/>
-          <w:rFonts w:ascii="Times New Roman" w:hAnsi="Times New Roman" w:eastAsia="Times New Roman" w:cs="Times New Roman"/>
-        </w:rPr>
-        <w:t xml:space="preserve">$F_{hkl}=0$</w:t>
-      </w:r>
+      <m:oMath>
+        <m:oMathPr>
+          <m:ctrlPr>
+            <w:rPr>
+              <w:sz w:val="28"/>
+              <w:szCs w:val="28"/>
+            </w:rPr>
+          </m:ctrlPr>
+        </m:oMathPr>
+        <m:sSub>
+          <m:e>
+            <m:r>
+              <m:t>F</m:t>
+            </m:r>
+          </m:e>
+          <m:sub>
+            <m:r>
+              <m:t>h</m:t>
+            </m:r>
+            <m:r>
+              <m:t>k</m:t>
+            </m:r>
+            <m:r>
+              <m:t>l</m:t>
+            </m:r>
+          </m:sub>
+        </m:sSub>
+        <m:r>
+          <m:rPr>
+            <m:sty m:val="p"/>
+          </m:rPr>
+          <m:t>=</m:t>
+        </m:r>
+        <m:r>
+          <m:t>0</m:t>
+        </m:r>
+      </m:oMath>
       <w:r>
         <w:rPr>
           <w:rFonts w:hint="eastAsia" w:ascii="Times New Roman" w:hAnsi="Times New Roman" w:eastAsia="Times New Roman" w:cs="Times New Roman"/>
@@ -5209,13 +5634,29 @@
         </w:rPr>
         <w:t xml:space="preserve"> </w:t>
       </w:r>
-      <w:r>
-        <w:rPr>
-          <w:rStyle w:val="VerbatimChar"/>
-          <w:rFonts w:ascii="Times New Roman" w:hAnsi="Times New Roman" w:eastAsia="Times New Roman" w:cs="Times New Roman"/>
-        </w:rPr>
-        <w:t xml:space="preserve">$h,k,l$</w:t>
-      </w:r>
+      <m:oMath>
+        <m:r>
+          <m:t>h</m:t>
+        </m:r>
+        <m:r>
+          <m:rPr>
+            <m:sty m:val="p"/>
+          </m:rPr>
+          <m:t>,</m:t>
+        </m:r>
+        <m:r>
+          <m:t>k</m:t>
+        </m:r>
+        <m:r>
+          <m:rPr>
+            <m:sty m:val="p"/>
+          </m:rPr>
+          <m:t>,</m:t>
+        </m:r>
+        <m:r>
+          <m:t>l</m:t>
+        </m:r>
+      </m:oMath>
       <w:r>
         <w:rPr>
           <w:rFonts w:ascii="Times New Roman" w:hAnsi="Times New Roman" w:eastAsia="Times New Roman" w:cs="Times New Roman"/>
@@ -5336,13 +5777,14 @@
         </w:rPr>
         <w:t xml:space="preserve"> </w:t>
       </w:r>
-      <w:r>
-        <w:rPr>
-          <w:rStyle w:val="VerbatimChar"/>
-          <w:rFonts w:ascii="Times New Roman" w:hAnsi="Times New Roman" w:eastAsia="Times New Roman" w:cs="Times New Roman"/>
-        </w:rPr>
-        <w:t xml:space="preserve">$2\theta$</w:t>
-      </w:r>
+      <m:oMath>
+        <m:r>
+          <m:t>2</m:t>
+        </m:r>
+        <m:r>
+          <m:t>θ</m:t>
+        </m:r>
+      </m:oMath>
       <w:r>
         <w:rPr>
           <w:rFonts w:hint="eastAsia" w:ascii="Times New Roman" w:hAnsi="Times New Roman" w:eastAsia="Times New Roman" w:cs="Times New Roman"/>
@@ -5382,13 +5824,26 @@
         </w:rPr>
         <w:t xml:space="preserve"> </w:t>
       </w:r>
-      <w:r>
-        <w:rPr>
-          <w:rStyle w:val="VerbatimChar"/>
-          <w:rFonts w:ascii="Times New Roman" w:hAnsi="Times New Roman" w:eastAsia="Times New Roman" w:cs="Times New Roman"/>
-        </w:rPr>
-        <w:t xml:space="preserve">$\sin^2\theta$</w:t>
-      </w:r>
+      <m:oMath>
+        <m:sSup>
+          <m:e>
+            <m:r>
+              <m:rPr>
+                <m:sty m:val="p"/>
+              </m:rPr>
+              <m:t>sin</m:t>
+            </m:r>
+          </m:e>
+          <m:sup>
+            <m:r>
+              <m:t>2</m:t>
+            </m:r>
+          </m:sup>
+        </m:sSup>
+        <m:r>
+          <m:t>θ</m:t>
+        </m:r>
+      </m:oMath>
     </w:p>
     <w:p>
       <w:pPr>
@@ -6277,13 +6732,20 @@
         </w:rPr>
         <w:t xml:space="preserve"> </w:t>
       </w:r>
-      <w:r>
-        <w:rPr>
-          <w:rStyle w:val="VerbatimChar"/>
-          <w:rFonts w:ascii="Times New Roman" w:hAnsi="Times New Roman" w:eastAsia="Times New Roman" w:cs="Times New Roman"/>
-        </w:rPr>
-        <w:t xml:space="preserve">$2/3$</w:t>
-      </w:r>
+      <m:oMath>
+        <m:r>
+          <m:t>2</m:t>
+        </m:r>
+        <m:r>
+          <m:rPr>
+            <m:sty m:val="p"/>
+          </m:rPr>
+          <m:t>/</m:t>
+        </m:r>
+        <m:r>
+          <m:t>3</m:t>
+        </m:r>
+      </m:oMath>
       <w:r>
         <w:rPr>
           <w:rFonts w:ascii="Times New Roman" w:hAnsi="Times New Roman" w:eastAsia="Times New Roman" w:cs="Times New Roman"/>
@@ -9269,39 +9731,33 @@
         </w:rPr>
         <w:t xml:space="preserve"> </w:t>
       </w:r>
-      <w:r>
-        <w:rPr>
-          <w:rStyle w:val="VerbatimChar"/>
-          <w:rFonts w:ascii="Times New Roman" w:hAnsi="Times New Roman" w:eastAsia="Times New Roman" w:cs="Times New Roman"/>
-        </w:rPr>
-        <w:t xml:space="preserve">$a$</w:t>
-      </w:r>
+      <m:oMath>
+        <m:r>
+          <m:t>a</m:t>
+        </m:r>
+      </m:oMath>
       <w:r>
         <w:rPr>
           <w:rFonts w:ascii="Times New Roman" w:hAnsi="Times New Roman" w:eastAsia="Times New Roman" w:cs="Times New Roman"/>
         </w:rPr>
         <w:t xml:space="preserve">、</w:t>
       </w:r>
-      <w:r>
-        <w:rPr>
-          <w:rStyle w:val="VerbatimChar"/>
-          <w:rFonts w:ascii="Times New Roman" w:hAnsi="Times New Roman" w:eastAsia="Times New Roman" w:cs="Times New Roman"/>
-        </w:rPr>
-        <w:t xml:space="preserve">$b$</w:t>
-      </w:r>
+      <m:oMath>
+        <m:r>
+          <m:t>b</m:t>
+        </m:r>
+      </m:oMath>
       <w:r>
         <w:rPr>
           <w:rFonts w:ascii="Times New Roman" w:hAnsi="Times New Roman" w:eastAsia="Times New Roman" w:cs="Times New Roman"/>
         </w:rPr>
         <w:t xml:space="preserve">、</w:t>
       </w:r>
-      <w:r>
-        <w:rPr>
-          <w:rStyle w:val="VerbatimChar"/>
-          <w:rFonts w:ascii="Times New Roman" w:hAnsi="Times New Roman" w:eastAsia="Times New Roman" w:cs="Times New Roman"/>
-        </w:rPr>
-        <w:t xml:space="preserve">$c$</w:t>
-      </w:r>
+      <m:oMath>
+        <m:r>
+          <m:t>c</m:t>
+        </m:r>
+      </m:oMath>
       <w:r>
         <w:rPr>
           <w:rFonts w:ascii="Times New Roman" w:hAnsi="Times New Roman" w:eastAsia="Times New Roman" w:cs="Times New Roman"/>
@@ -10366,13 +10822,14 @@
               </w:rPr>
               <w:t xml:space="preserve"> </w:t>
             </w:r>
-            <w:r>
-              <w:rPr>
-                <w:rStyle w:val="VerbatimChar"/>
-                <w:rFonts w:ascii="Times New Roman" w:hAnsi="Times New Roman" w:eastAsia="Times New Roman" w:cs="Times New Roman"/>
-              </w:rPr>
-              <w:t xml:space="preserve">$2\theta$</w:t>
-            </w:r>
+            <m:oMath>
+              <m:r>
+                <m:t>2</m:t>
+              </m:r>
+              <m:r>
+                <m:t>θ</m:t>
+              </m:r>
+            </m:oMath>
             <w:r>
               <w:rPr>
                 <w:rFonts w:ascii="Times New Roman" w:hAnsi="Times New Roman" w:eastAsia="Times New Roman" w:cs="Times New Roman"/>
@@ -10391,13 +10848,26 @@
               </w:rPr>
               <w:t xml:space="preserve"> </w:t>
             </w:r>
-            <w:r>
-              <w:rPr>
-                <w:rStyle w:val="VerbatimChar"/>
-                <w:rFonts w:ascii="Times New Roman" w:hAnsi="Times New Roman" w:eastAsia="Times New Roman" w:cs="Times New Roman"/>
-              </w:rPr>
-              <w:t xml:space="preserve">$\sin^2\theta$</w:t>
-            </w:r>
+            <m:oMath>
+              <m:sSup>
+                <m:e>
+                  <m:r>
+                    <m:rPr>
+                      <m:sty m:val="p"/>
+                    </m:rPr>
+                    <m:t>sin</m:t>
+                  </m:r>
+                </m:e>
+                <m:sup>
+                  <m:r>
+                    <m:t>2</m:t>
+                  </m:r>
+                </m:sup>
+              </m:sSup>
+              <m:r>
+                <m:t>θ</m:t>
+              </m:r>
+            </m:oMath>
             <w:r>
               <w:rPr>
                 <w:rFonts w:ascii="Times New Roman" w:hAnsi="Times New Roman" w:eastAsia="Times New Roman" w:cs="Times New Roman"/>
@@ -10482,13 +10952,11 @@
               </w:rPr>
               <w:t xml:space="preserve"> </w:t>
             </w:r>
-            <w:r>
-              <w:rPr>
-                <w:rStyle w:val="VerbatimChar"/>
-                <w:rFonts w:ascii="Times New Roman" w:hAnsi="Times New Roman" w:eastAsia="Times New Roman" w:cs="Times New Roman"/>
-              </w:rPr>
-              <w:t xml:space="preserve">$a$</w:t>
-            </w:r>
+            <m:oMath>
+              <m:r>
+                <m:t>a</m:t>
+              </m:r>
+            </m:oMath>
           </w:p>
         </w:tc>
         <w:tc>
@@ -11419,13 +11887,188 @@
         </w:rPr>
         <w:t xml:space="preserve"> </w:t>
       </w:r>
+      <m:oMath>
+        <m:oMathPr>
+          <m:ctrlPr>
+            <w:rPr>
+              <w:sz w:val="28"/>
+              <w:szCs w:val="28"/>
+            </w:rPr>
+          </m:ctrlPr>
+        </m:oMathPr>
+        <m:sSub>
+          <m:e>
+            <m:r>
+              <m:t>d</m:t>
+            </m:r>
+          </m:e>
+          <m:sub>
+            <m:r>
+              <m:t>h</m:t>
+            </m:r>
+            <m:r>
+              <m:t>k</m:t>
+            </m:r>
+            <m:r>
+              <m:t>l</m:t>
+            </m:r>
+          </m:sub>
+        </m:sSub>
+        <m:r>
+          <m:rPr>
+            <m:sty m:val="p"/>
+          </m:rPr>
+          <m:t>=</m:t>
+        </m:r>
+        <m:r>
+          <m:t>a</m:t>
+        </m:r>
+        <m:r>
+          <m:rPr>
+            <m:sty m:val="p"/>
+          </m:rPr>
+          <m:t>/</m:t>
+        </m:r>
+        <m:rad>
+          <m:radPr>
+            <m:degHide m:val="on"/>
+          </m:radPr>
+          <m:deg/>
+          <m:e>
+            <m:sSup>
+              <m:e>
+                <m:r>
+                  <m:t>h</m:t>
+                </m:r>
+              </m:e>
+              <m:sup>
+                <m:r>
+                  <m:t>2</m:t>
+                </m:r>
+              </m:sup>
+            </m:sSup>
+            <m:r>
+              <m:rPr>
+                <m:sty m:val="p"/>
+              </m:rPr>
+              <m:t>+</m:t>
+            </m:r>
+            <m:sSup>
+              <m:e>
+                <m:r>
+                  <m:t>k</m:t>
+                </m:r>
+              </m:e>
+              <m:sup>
+                <m:r>
+                  <m:t>2</m:t>
+                </m:r>
+              </m:sup>
+            </m:sSup>
+            <m:r>
+              <m:rPr>
+                <m:sty m:val="p"/>
+              </m:rPr>
+              <m:t>+</m:t>
+            </m:r>
+            <m:sSup>
+              <m:e>
+                <m:r>
+                  <m:t>l</m:t>
+                </m:r>
+              </m:e>
+              <m:sup>
+                <m:r>
+                  <m:t>2</m:t>
+                </m:r>
+              </m:sup>
+            </m:sSup>
+          </m:e>
+        </m:rad>
+      </m:oMath>
+      <w:r>
+        <w:rPr>
+          <w:rFonts w:ascii="Times New Roman" w:hAnsi="Times New Roman" w:eastAsia="Times New Roman" w:cs="Times New Roman"/>
+        </w:rPr>
+        <w:t xml:space="preserve">。</w:t>
+      </w:r>
+    </w:p>
+    <w:p>
+      <w:pPr>
+        <w:pStyle w:val="Compact"/>
+        <w:numPr>
+          <w:ilvl w:val="0"/>
+          <w:numId w:val="1041"/>
+        </w:numPr>
+      </w:pPr>
+      <w:r>
+        <w:rPr>
+          <w:rFonts w:hint="eastAsia" w:ascii="Times New Roman" w:hAnsi="Times New Roman" w:eastAsia="FangSong" w:cs="Times New Roman"/>
+        </w:rPr>
+        <w:t xml:space="preserve">对</w:t>
+      </w:r>
+      <w:r>
+        <w:rPr>
+          <w:rFonts w:ascii="Times New Roman" w:hAnsi="Times New Roman" w:eastAsia="Times New Roman" w:cs="Times New Roman"/>
+        </w:rPr>
+        <w:t xml:space="preserve"> </w:t>
+      </w:r>
       <w:r>
         <w:rPr>
           <w:rStyle w:val="VerbatimChar"/>
           <w:rFonts w:ascii="Times New Roman" w:hAnsi="Times New Roman" w:eastAsia="Times New Roman" w:cs="Times New Roman"/>
         </w:rPr>
-        <w:t xml:space="preserve">$d_{hkl} = a/\sqrt{h^2+k^2+l^2}$</w:t>
-      </w:r>
+        <w:t xml:space="preserve">(100)</w:t>
+      </w:r>
+      <w:r>
+        <w:rPr>
+          <w:rFonts w:hint="eastAsia" w:ascii="Times New Roman" w:hAnsi="Times New Roman" w:eastAsia="Times New Roman" w:cs="Times New Roman"/>
+        </w:rPr>
+        <w:t>，</w:t>
+      </w:r>
+      <w:r>
+        <w:rPr>
+          <w:rFonts w:hint="eastAsia" w:ascii="Times New Roman" w:hAnsi="Times New Roman" w:eastAsia="FangSong" w:cs="Times New Roman"/>
+        </w:rPr>
+        <w:t>有</w:t>
+      </w:r>
+      <w:r>
+        <w:rPr>
+          <w:rFonts w:ascii="Times New Roman" w:hAnsi="Times New Roman" w:eastAsia="Times New Roman" w:cs="Times New Roman"/>
+        </w:rPr>
+        <w:t xml:space="preserve"> </w:t>
+      </w:r>
+      <m:oMath>
+        <m:oMathPr>
+          <m:ctrlPr>
+            <w:rPr>
+              <w:sz w:val="28"/>
+              <w:szCs w:val="28"/>
+            </w:rPr>
+          </m:ctrlPr>
+        </m:oMathPr>
+        <m:sSub>
+          <m:e>
+            <m:r>
+              <m:t>d</m:t>
+            </m:r>
+          </m:e>
+          <m:sub>
+            <m:r>
+              <m:t>100</m:t>
+            </m:r>
+          </m:sub>
+        </m:sSub>
+        <m:r>
+          <m:rPr>
+            <m:sty m:val="p"/>
+          </m:rPr>
+          <m:t>=</m:t>
+        </m:r>
+        <m:r>
+          <m:t>a</m:t>
+        </m:r>
+      </m:oMath>
       <w:r>
         <w:rPr>
           <w:rFonts w:ascii="Times New Roman" w:hAnsi="Times New Roman" w:eastAsia="Times New Roman" w:cs="Times New Roman"/>
@@ -11458,7 +12101,7 @@
           <w:rStyle w:val="VerbatimChar"/>
           <w:rFonts w:ascii="Times New Roman" w:hAnsi="Times New Roman" w:eastAsia="Times New Roman" w:cs="Times New Roman"/>
         </w:rPr>
-        <w:t xml:space="preserve">(100)</w:t>
+        <w:t xml:space="preserve">(200)</w:t>
       </w:r>
       <w:r>
         <w:rPr>
@@ -11478,72 +12121,46 @@
         </w:rPr>
         <w:t xml:space="preserve"> </w:t>
       </w:r>
-      <w:r>
-        <w:rPr>
-          <w:rStyle w:val="VerbatimChar"/>
-          <w:rFonts w:ascii="Times New Roman" w:hAnsi="Times New Roman" w:eastAsia="Times New Roman" w:cs="Times New Roman"/>
-        </w:rPr>
-        <w:t xml:space="preserve">$d_{100}=a$</w:t>
-      </w:r>
-      <w:r>
-        <w:rPr>
-          <w:rFonts w:ascii="Times New Roman" w:hAnsi="Times New Roman" w:eastAsia="Times New Roman" w:cs="Times New Roman"/>
-        </w:rPr>
-        <w:t xml:space="preserve">。</w:t>
-      </w:r>
-    </w:p>
-    <w:p>
-      <w:pPr>
-        <w:pStyle w:val="Compact"/>
-        <w:numPr>
-          <w:ilvl w:val="0"/>
-          <w:numId w:val="1041"/>
-        </w:numPr>
-      </w:pPr>
-      <w:r>
-        <w:rPr>
-          <w:rFonts w:hint="eastAsia" w:ascii="Times New Roman" w:hAnsi="Times New Roman" w:eastAsia="FangSong" w:cs="Times New Roman"/>
-        </w:rPr>
-        <w:t xml:space="preserve">对</w:t>
-      </w:r>
-      <w:r>
-        <w:rPr>
-          <w:rFonts w:ascii="Times New Roman" w:hAnsi="Times New Roman" w:eastAsia="Times New Roman" w:cs="Times New Roman"/>
-        </w:rPr>
-        <w:t xml:space="preserve"> </w:t>
-      </w:r>
-      <w:r>
-        <w:rPr>
-          <w:rStyle w:val="VerbatimChar"/>
-          <w:rFonts w:ascii="Times New Roman" w:hAnsi="Times New Roman" w:eastAsia="Times New Roman" w:cs="Times New Roman"/>
-        </w:rPr>
-        <w:t xml:space="preserve">(200)</w:t>
-      </w:r>
-      <w:r>
-        <w:rPr>
-          <w:rFonts w:hint="eastAsia" w:ascii="Times New Roman" w:hAnsi="Times New Roman" w:eastAsia="Times New Roman" w:cs="Times New Roman"/>
-        </w:rPr>
-        <w:t>，</w:t>
-      </w:r>
-      <w:r>
-        <w:rPr>
-          <w:rFonts w:hint="eastAsia" w:ascii="Times New Roman" w:hAnsi="Times New Roman" w:eastAsia="FangSong" w:cs="Times New Roman"/>
-        </w:rPr>
-        <w:t>有</w:t>
-      </w:r>
-      <w:r>
-        <w:rPr>
-          <w:rFonts w:ascii="Times New Roman" w:hAnsi="Times New Roman" w:eastAsia="Times New Roman" w:cs="Times New Roman"/>
-        </w:rPr>
-        <w:t xml:space="preserve"> </w:t>
-      </w:r>
-      <w:r>
-        <w:rPr>
-          <w:rStyle w:val="VerbatimChar"/>
-          <w:rFonts w:ascii="Times New Roman" w:hAnsi="Times New Roman" w:eastAsia="Times New Roman" w:cs="Times New Roman"/>
-        </w:rPr>
-        <w:t xml:space="preserve">$d_{200}=a/2$</w:t>
-      </w:r>
+      <m:oMath>
+        <m:oMathPr>
+          <m:ctrlPr>
+            <w:rPr>
+              <w:sz w:val="28"/>
+              <w:szCs w:val="28"/>
+            </w:rPr>
+          </m:ctrlPr>
+        </m:oMathPr>
+        <m:sSub>
+          <m:e>
+            <m:r>
+              <m:t>d</m:t>
+            </m:r>
+          </m:e>
+          <m:sub>
+            <m:r>
+              <m:t>200</m:t>
+            </m:r>
+          </m:sub>
+        </m:sSub>
+        <m:r>
+          <m:rPr>
+            <m:sty m:val="p"/>
+          </m:rPr>
+          <m:t>=</m:t>
+        </m:r>
+        <m:r>
+          <m:t>a</m:t>
+        </m:r>
+        <m:r>
+          <m:rPr>
+            <m:sty m:val="p"/>
+          </m:rPr>
+          <m:t>/</m:t>
+        </m:r>
+        <m:r>
+          <m:t>2</m:t>
+        </m:r>
+      </m:oMath>
       <w:r>
         <w:rPr>
           <w:rFonts w:ascii="Times New Roman" w:hAnsi="Times New Roman" w:eastAsia="Times New Roman" w:cs="Times New Roman"/>
@@ -11695,13 +12312,26 @@
         </w:rPr>
         <w:t xml:space="preserve"> </w:t>
       </w:r>
-      <w:r>
-        <w:rPr>
-          <w:rStyle w:val="VerbatimChar"/>
-          <w:rFonts w:ascii="Times New Roman" w:hAnsi="Times New Roman" w:eastAsia="Times New Roman" w:cs="Times New Roman"/>
-        </w:rPr>
-        <w:t xml:space="preserve">$\sin^2\theta$</w:t>
-      </w:r>
+      <m:oMath>
+        <m:sSup>
+          <m:e>
+            <m:r>
+              <m:rPr>
+                <m:sty m:val="p"/>
+              </m:rPr>
+              <m:t>sin</m:t>
+            </m:r>
+          </m:e>
+          <m:sup>
+            <m:r>
+              <m:t>2</m:t>
+            </m:r>
+          </m:sup>
+        </m:sSup>
+        <m:r>
+          <m:t>θ</m:t>
+        </m:r>
+      </m:oMath>
       <w:r>
         <w:rPr>
           <w:rFonts w:ascii="Times New Roman" w:hAnsi="Times New Roman" w:eastAsia="Times New Roman" w:cs="Times New Roman"/>
@@ -12163,13 +12793,20 @@
         </w:rPr>
         <w:t xml:space="preserve"> </w:t>
       </w:r>
-      <w:r>
-        <w:rPr>
-          <w:rStyle w:val="VerbatimChar"/>
-          <w:rFonts w:ascii="Times New Roman" w:hAnsi="Times New Roman" w:eastAsia="Times New Roman" w:cs="Times New Roman"/>
-        </w:rPr>
-        <w:t xml:space="preserve">$2/3$</w:t>
-      </w:r>
+      <m:oMath>
+        <m:r>
+          <m:t>2</m:t>
+        </m:r>
+        <m:r>
+          <m:rPr>
+            <m:sty m:val="p"/>
+          </m:rPr>
+          <m:t>/</m:t>
+        </m:r>
+        <m:r>
+          <m:t>3</m:t>
+        </m:r>
+      </m:oMath>
       <w:r>
         <w:rPr>
           <w:rFonts w:ascii="Times New Roman" w:hAnsi="Times New Roman" w:eastAsia="Times New Roman" w:cs="Times New Roman"/>
@@ -12906,13 +13543,26 @@
         </w:rPr>
         <w:t>，</w:t>
       </w:r>
-      <w:r>
-        <w:rPr>
-          <w:rStyle w:val="VerbatimChar"/>
-          <w:rFonts w:ascii="Times New Roman" w:hAnsi="Times New Roman" w:eastAsia="Times New Roman" w:cs="Times New Roman"/>
-        </w:rPr>
-        <w:t xml:space="preserve">$\sin^2\theta$</w:t>
-      </w:r>
+      <m:oMath>
+        <m:sSup>
+          <m:e>
+            <m:r>
+              <m:rPr>
+                <m:sty m:val="p"/>
+              </m:rPr>
+              <m:t>sin</m:t>
+            </m:r>
+          </m:e>
+          <m:sup>
+            <m:r>
+              <m:t>2</m:t>
+            </m:r>
+          </m:sup>
+        </m:sSup>
+        <m:r>
+          <m:t>θ</m:t>
+        </m:r>
+      </m:oMath>
       <w:r>
         <w:rPr>
           <w:rFonts w:ascii="Times New Roman" w:hAnsi="Times New Roman" w:eastAsia="Times New Roman" w:cs="Times New Roman"/>
@@ -13529,13 +14179,26 @@
         </w:rPr>
         <w:t xml:space="preserve"> </w:t>
       </w:r>
-      <w:r>
-        <w:rPr>
-          <w:rStyle w:val="VerbatimChar"/>
-          <w:rFonts w:ascii="Times New Roman" w:hAnsi="Times New Roman" w:eastAsia="Times New Roman" w:cs="Times New Roman"/>
-        </w:rPr>
-        <w:t xml:space="preserve">$d_{hkl}$</w:t>
-      </w:r>
+      <m:oMath>
+        <m:sSub>
+          <m:e>
+            <m:r>
+              <m:t>d</m:t>
+            </m:r>
+          </m:e>
+          <m:sub>
+            <m:r>
+              <m:t>h</m:t>
+            </m:r>
+            <m:r>
+              <m:t>k</m:t>
+            </m:r>
+            <m:r>
+              <m:t>l</m:t>
+            </m:r>
+          </m:sub>
+        </m:sSub>
+      </m:oMath>
       <w:r>
         <w:rPr>
           <w:rFonts w:ascii="Times New Roman" w:hAnsi="Times New Roman" w:eastAsia="Times New Roman" w:cs="Times New Roman"/>
@@ -13599,13 +14262,26 @@
         </w:rPr>
         <w:t xml:space="preserve"> </w:t>
       </w:r>
-      <w:r>
-        <w:rPr>
-          <w:rStyle w:val="VerbatimChar"/>
-          <w:rFonts w:ascii="Times New Roman" w:hAnsi="Times New Roman" w:eastAsia="Times New Roman" w:cs="Times New Roman"/>
-        </w:rPr>
-        <w:t xml:space="preserve">$\sin^2\theta$</w:t>
-      </w:r>
+      <m:oMath>
+        <m:sSup>
+          <m:e>
+            <m:r>
+              <m:rPr>
+                <m:sty m:val="p"/>
+              </m:rPr>
+              <m:t>sin</m:t>
+            </m:r>
+          </m:e>
+          <m:sup>
+            <m:r>
+              <m:t>2</m:t>
+            </m:r>
+          </m:sup>
+        </m:sSup>
+        <m:r>
+          <m:t>θ</m:t>
+        </m:r>
+      </m:oMath>
       <w:r>
         <w:rPr>
           <w:rFonts w:ascii="Times New Roman" w:hAnsi="Times New Roman" w:eastAsia="Times New Roman" w:cs="Times New Roman"/>
@@ -13624,13 +14300,64 @@
         </w:rPr>
         <w:t xml:space="preserve"> </w:t>
       </w:r>
-      <w:r>
-        <w:rPr>
-          <w:rStyle w:val="VerbatimChar"/>
-          <w:rFonts w:ascii="Times New Roman" w:hAnsi="Times New Roman" w:eastAsia="Times New Roman" w:cs="Times New Roman"/>
-        </w:rPr>
-        <w:t xml:space="preserve">$h^2+k^2+l^2$</w:t>
-      </w:r>
+      <m:oMath>
+        <m:oMathPr>
+          <m:ctrlPr>
+            <w:rPr>
+              <w:sz w:val="28"/>
+              <w:szCs w:val="28"/>
+            </w:rPr>
+          </m:ctrlPr>
+        </m:oMathPr>
+        <m:sSup>
+          <m:e>
+            <m:r>
+              <m:t>h</m:t>
+            </m:r>
+          </m:e>
+          <m:sup>
+            <m:r>
+              <m:t>2</m:t>
+            </m:r>
+          </m:sup>
+        </m:sSup>
+        <m:r>
+          <m:rPr>
+            <m:sty m:val="p"/>
+          </m:rPr>
+          <m:t>+</m:t>
+        </m:r>
+        <m:sSup>
+          <m:e>
+            <m:r>
+              <m:t>k</m:t>
+            </m:r>
+          </m:e>
+          <m:sup>
+            <m:r>
+              <m:t>2</m:t>
+            </m:r>
+          </m:sup>
+        </m:sSup>
+        <m:r>
+          <m:rPr>
+            <m:sty m:val="p"/>
+          </m:rPr>
+          <m:t>+</m:t>
+        </m:r>
+        <m:sSup>
+          <m:e>
+            <m:r>
+              <m:t>l</m:t>
+            </m:r>
+          </m:e>
+          <m:sup>
+            <m:r>
+              <m:t>2</m:t>
+            </m:r>
+          </m:sup>
+        </m:sSup>
+      </m:oMath>
       <w:r>
         <w:rPr>
           <w:rFonts w:hint="eastAsia" w:ascii="Times New Roman" w:hAnsi="Times New Roman" w:eastAsia="Times New Roman" w:cs="Times New Roman"/>
@@ -14119,13 +14846,64 @@
         </w:rPr>
         <w:t xml:space="preserve"> </w:t>
       </w:r>
-      <w:r>
-        <w:rPr>
-          <w:rStyle w:val="VerbatimChar"/>
-          <w:rFonts w:ascii="Times New Roman" w:hAnsi="Times New Roman" w:eastAsia="Times New Roman" w:cs="Times New Roman"/>
-        </w:rPr>
-        <w:t xml:space="preserve">$h^2+k^2+l^2$</w:t>
-      </w:r>
+      <m:oMath>
+        <m:oMathPr>
+          <m:ctrlPr>
+            <w:rPr>
+              <w:sz w:val="28"/>
+              <w:szCs w:val="28"/>
+            </w:rPr>
+          </m:ctrlPr>
+        </m:oMathPr>
+        <m:sSup>
+          <m:e>
+            <m:r>
+              <m:t>h</m:t>
+            </m:r>
+          </m:e>
+          <m:sup>
+            <m:r>
+              <m:t>2</m:t>
+            </m:r>
+          </m:sup>
+        </m:sSup>
+        <m:r>
+          <m:rPr>
+            <m:sty m:val="p"/>
+          </m:rPr>
+          <m:t>+</m:t>
+        </m:r>
+        <m:sSup>
+          <m:e>
+            <m:r>
+              <m:t>k</m:t>
+            </m:r>
+          </m:e>
+          <m:sup>
+            <m:r>
+              <m:t>2</m:t>
+            </m:r>
+          </m:sup>
+        </m:sSup>
+        <m:r>
+          <m:rPr>
+            <m:sty m:val="p"/>
+          </m:rPr>
+          <m:t>+</m:t>
+        </m:r>
+        <m:sSup>
+          <m:e>
+            <m:r>
+              <m:t>l</m:t>
+            </m:r>
+          </m:e>
+          <m:sup>
+            <m:r>
+              <m:t>2</m:t>
+            </m:r>
+          </m:sup>
+        </m:sSup>
+      </m:oMath>
       <w:r>
         <w:rPr>
           <w:rFonts w:ascii="Times New Roman" w:hAnsi="Times New Roman" w:eastAsia="Times New Roman" w:cs="Times New Roman"/>

--- a/06-学生侧材料/讲义/结构化学/晶体学/晶体结构深化-超级充实版（自学完整）.docx
+++ b/06-学生侧材料/讲义/结构化学/晶体学/晶体结构深化-超级充实版（自学完整）.docx
@@ -2613,13 +2613,36 @@
         <w:rPr>
           <w:rFonts w:ascii="Times New Roman" w:hAnsi="Times New Roman" w:eastAsia="Times New Roman" w:cs="Times New Roman"/>
         </w:rPr>
-        <w:t xml:space="preserve"> $ (hkl) </w:t>
-      </w:r>
-      <w:r>
-        <w:rPr>
-          <w:rFonts w:hint="eastAsia" w:ascii="Times New Roman" w:hAnsi="Times New Roman" w:eastAsia="Times New Roman" w:cs="Times New Roman"/>
-        </w:rPr>
-        <w:t>$，</w:t>
+        <w:t xml:space="preserve"> </w:t>
+      </w:r>
+      <m:oMath>
+        <m:r>
+          <m:rPr>
+            <m:sty m:val="p"/>
+          </m:rPr>
+          <m:t>(</m:t>
+        </m:r>
+        <m:r>
+          <m:t>h</m:t>
+        </m:r>
+        <m:r>
+          <m:t>k</m:t>
+        </m:r>
+        <m:r>
+          <m:t>l</m:t>
+        </m:r>
+        <m:r>
+          <m:rPr>
+            <m:sty m:val="p"/>
+          </m:rPr>
+          <m:t>)</m:t>
+        </m:r>
+      </m:oMath>
+      <w:r>
+        <w:rPr>
+          <w:rFonts w:hint="eastAsia" w:ascii="Times New Roman" w:hAnsi="Times New Roman" w:eastAsia="Times New Roman" w:cs="Times New Roman"/>
+        </w:rPr>
+        <w:t>，</w:t>
       </w:r>
       <w:r>
         <w:rPr>

--- a/06-学生侧材料/讲义/结构化学/晶体学/晶体结构深化-超级充实版（自学完整）.docx
+++ b/06-学生侧材料/讲义/结构化学/晶体学/晶体结构深化-超级充实版（自学完整）.docx
@@ -17322,7 +17322,7 @@
     <ns0:name ns0:val="Verbatim Char"/>
     <ns0:basedOn ns0:val="BodyTextChar"/>
     <ns0:rPr>
-      <ns0:rFonts ns0:ascii="Times New Roman" ns0:cs="Times New Roman" ns0:eastAsia="FangSong" ns0:hAnsi="Times New Roman"/>
+      <ns0:rFonts ns0:ascii="SimSun" ns0:hAnsi="SimSun" ns0:eastAsia="SimSun" ns0:cs="SimSun"/>
       <ns0:b ns0:val="0"/>
       <ns0:sz ns0:val="20"/>
     </ns0:rPr>
@@ -17384,7 +17384,7 @@
       <w:wordWrap w:val="off"/>
     </w:pPr>
     <ns0:rPr>
-      <w:rFonts ns0:ascii="Times New Roman" ns0:hAnsi="Times New Roman" ns0:eastAsia="FangSong" ns0:cs="Times New Roman"/>
+      <w:rFonts w:ascii="SimSun" w:hAnsi="SimSun" w:eastAsia="SimSun" w:cs="SimSun"/>
     </ns0:rPr>
   </w:style>
   <w:style w:type="character" w:customStyle="1" w:styleId="KeywordTok">
